--- a/docs/standards/word/SECURE-DEVELOPMENT.docx
+++ b/docs/standards/word/SECURE-DEVELOPMENT.docx
@@ -18005,20 +18005,26 @@
           <w:rPr>
             <w:rStyle w:val="Hyperlink"/>
           </w:rPr>
-          <w:t xml:space="preserve">What to ask a software vendor for</w:t>
+          <w:t xml:space="preserve">What to have ready when a buyer asks</w:t>
         </w:r>
       </w:hyperlink>
       <w:r>
         <w:t xml:space="preserve"> </w:t>
       </w:r>
       <w:r>
-        <w:t xml:space="preserve">-- the buyer's side of section 12, what</w:t>
-      </w:r>
-      <w:r>
-        <w:t xml:space="preserve"> </w:t>
-      </w:r>
-      <w:r>
-        <w:t xml:space="preserve">each item of evidence proves, and why organization-layer evidence is not software-layer evidence</w:t>
+        <w:t xml:space="preserve">-- where section 12's outputs are</w:t>
+      </w:r>
+      <w:r>
+        <w:t xml:space="preserve"> </w:t>
+      </w:r>
+      <w:r>
+        <w:t xml:space="preserve">asked for, what each item of evidence carries, and why organization-layer evidence cannot stand in</w:t>
+      </w:r>
+      <w:r>
+        <w:t xml:space="preserve"> </w:t>
+      </w:r>
+      <w:r>
+        <w:t xml:space="preserve">for software-layer evidence</w:t>
       </w:r>
     </w:p>
     <w:p>

--- a/docs/standards/word/SECURE-DEVELOPMENT.docx
+++ b/docs/standards/word/SECURE-DEVELOPMENT.docx
@@ -115,69 +115,71 @@
         <w:pStyle w:val="FirstParagraph"/>
       </w:pPr>
       <w:r>
-        <w:t xml:space="preserve">This is a starting point for your own secure development standard, not a standard to comply with</w:t>
-      </w:r>
-      <w:r>
-        <w:t xml:space="preserve"> </w:t>
-      </w:r>
-      <w:r>
-        <w:t xml:space="preserve">and not a compliance attestation: copy it, cut what your project does not have, and publish the</w:t>
-      </w:r>
-      <w:r>
-        <w:t xml:space="preserve"> </w:t>
-      </w:r>
-      <w:r>
-        <w:t xml:space="preserve">result under your own name.</w:t>
-      </w:r>
-    </w:p>
-    <w:p>
-      <w:pPr>
-        <w:pStyle w:val="Compact"/>
-        <w:numPr>
-          <w:ilvl w:val="0"/>
-          <w:numId w:val="1001"/>
-        </w:numPr>
-      </w:pPr>
-      <w:r>
         <w:rPr>
           <w:b/>
           <w:bCs/>
         </w:rPr>
-        <w:t xml:space="preserve">What it demands.</w:t>
-      </w:r>
-      <w:r>
-        <w:t xml:space="preserve"> </w:t>
-      </w:r>
-      <w:r>
-        <w:t xml:space="preserve">Checks that block every change and no author can waive. A written threat</w:t>
-      </w:r>
-      <w:r>
-        <w:t xml:space="preserve"> </w:t>
-      </w:r>
-      <w:r>
-        <w:t xml:space="preserve">model per trust boundary, before the code. Every unmet requirement dated, signed, and carrying</w:t>
-      </w:r>
-      <w:r>
-        <w:t xml:space="preserve"> </w:t>
-      </w:r>
-      <w:r>
-        <w:t xml:space="preserve">the event that ends it. No green pipeline is a verdict.</w:t>
-      </w:r>
-    </w:p>
-    <w:p>
-      <w:pPr>
-        <w:pStyle w:val="Compact"/>
-        <w:numPr>
-          <w:ilvl w:val="0"/>
-          <w:numId w:val="1001"/>
-        </w:numPr>
+        <w:t xml:space="preserve">What this is.</w:t>
+      </w:r>
+      <w:r>
+        <w:t xml:space="preserve"> </w:t>
+      </w:r>
+      <w:r>
+        <w:t xml:space="preserve">A starting point for your own secure development standard, not a standard to</w:t>
+      </w:r>
+      <w:r>
+        <w:t xml:space="preserve"> </w:t>
+      </w:r>
+      <w:r>
+        <w:t xml:space="preserve">comply with and not a compliance attestation. Copy it, cut what your project does not have, and</w:t>
+      </w:r>
+      <w:r>
+        <w:t xml:space="preserve"> </w:t>
+      </w:r>
+      <w:r>
+        <w:t xml:space="preserve">publish the result under your own name.</w:t>
+      </w:r>
+    </w:p>
+    <w:p>
+      <w:pPr>
+        <w:pStyle w:val="BodyText"/>
       </w:pPr>
       <w:r>
         <w:rPr>
           <w:b/>
           <w:bCs/>
         </w:rPr>
-        <w:t xml:space="preserve">What it costs.</w:t>
+        <w:t xml:space="preserve">Why it matters.</w:t>
+      </w:r>
+      <w:r>
+        <w:t xml:space="preserve"> </w:t>
+      </w:r>
+      <w:r>
+        <w:t xml:space="preserve">No green pipeline is a verdict. What this demands instead is checks that block</w:t>
+      </w:r>
+      <w:r>
+        <w:t xml:space="preserve"> </w:t>
+      </w:r>
+      <w:r>
+        <w:t xml:space="preserve">every change and no author can waive, a written threat model per trust boundary before the code, and</w:t>
+      </w:r>
+      <w:r>
+        <w:t xml:space="preserve"> </w:t>
+      </w:r>
+      <w:r>
+        <w:t xml:space="preserve">every unmet requirement dated, signed and carrying the event that ends it.</w:t>
+      </w:r>
+    </w:p>
+    <w:p>
+      <w:pPr>
+        <w:pStyle w:val="BodyText"/>
+      </w:pPr>
+      <w:r>
+        <w:rPr>
+          <w:b/>
+          <w:bCs/>
+        </w:rPr>
+        <w:t xml:space="preserve">What it costs you.</w:t>
       </w:r>
       <w:r>
         <w:t xml:space="preserve"> </w:t>
@@ -208,39 +210,31 @@
     </w:p>
     <w:p>
       <w:pPr>
-        <w:pStyle w:val="Compact"/>
-        <w:numPr>
-          <w:ilvl w:val="0"/>
-          <w:numId w:val="1001"/>
-        </w:numPr>
+        <w:pStyle w:val="BodyText"/>
       </w:pPr>
       <w:r>
         <w:rPr>
           <w:b/>
           <w:bCs/>
         </w:rPr>
-        <w:t xml:space="preserve">Where it does not apply.</w:t>
-      </w:r>
-      <w:r>
-        <w:t xml:space="preserve"> </w:t>
-      </w:r>
-      <w:r>
-        <w:t xml:space="preserve">Throwaway work, and anything you operate rather than produce.</w:t>
-      </w:r>
-      <w:r>
-        <w:t xml:space="preserve"> </w:t>
-      </w:r>
-      <w:r>
-        <w:t xml:space="preserve">Building to this confers nothing on you or on an adopter.</w:t>
-      </w:r>
-    </w:p>
-    <w:p>
-      <w:pPr>
-        <w:pStyle w:val="Compact"/>
-        <w:numPr>
-          <w:ilvl w:val="0"/>
-          <w:numId w:val="1001"/>
-        </w:numPr>
+        <w:t xml:space="preserve">Not for you</w:t>
+      </w:r>
+      <w:r>
+        <w:t xml:space="preserve"> </w:t>
+      </w:r>
+      <w:r>
+        <w:t xml:space="preserve">on throwaway work, or on anything you operate rather than produce. Building to this</w:t>
+      </w:r>
+      <w:r>
+        <w:t xml:space="preserve"> </w:t>
+      </w:r>
+      <w:r>
+        <w:t xml:space="preserve">confers nothing on you or on an adopter.</w:t>
+      </w:r>
+    </w:p>
+    <w:p>
+      <w:pPr>
+        <w:pStyle w:val="BodyText"/>
       </w:pPr>
       <w:r>
         <w:rPr>
@@ -261,13 +255,13 @@
         </w:r>
       </w:hyperlink>
       <w:r>
-        <w:t xml:space="preserve">, the</w:t>
-      </w:r>
-      <w:r>
-        <w:t xml:space="preserve"> </w:t>
-      </w:r>
-      <w:r>
-        <w:t xml:space="preserve">ownership split, then the data-class table under it.</w:t>
+        <w:t xml:space="preserve">, the ownership</w:t>
+      </w:r>
+      <w:r>
+        <w:t xml:space="preserve"> </w:t>
+      </w:r>
+      <w:r>
+        <w:t xml:space="preserve">split, then the data-class table under it.</w:t>
       </w:r>
       <w:r>
         <w:t xml:space="preserve"> </w:t>
@@ -284,24 +278,7 @@
         <w:t xml:space="preserve"> </w:t>
       </w:r>
       <w:r>
-        <w:t xml:space="preserve">says what you may change freely;</w:t>
-      </w:r>
-      <w:r>
-        <w:t xml:space="preserve"> </w:t>
-      </w:r>
-      <w:hyperlink w:anchor="in-one-table">
-        <w:r>
-          <w:rPr>
-            <w:rStyle w:val="Hyperlink"/>
-          </w:rPr>
-          <w:t xml:space="preserve">In one table</w:t>
-        </w:r>
-      </w:hyperlink>
-      <w:r>
-        <w:t xml:space="preserve"> </w:t>
-      </w:r>
-      <w:r>
-        <w:t xml:space="preserve">is the summary.</w:t>
+        <w:t xml:space="preserve">says what you may change freely.</w:t>
       </w:r>
     </w:p>
     <w:p>
@@ -3125,7 +3102,7 @@
         <w:pStyle w:val="Compact"/>
         <w:numPr>
           <w:ilvl w:val="0"/>
-          <w:numId w:val="1002"/>
+          <w:numId w:val="1001"/>
         </w:numPr>
       </w:pPr>
       <w:r>
@@ -3143,7 +3120,7 @@
         <w:pStyle w:val="Compact"/>
         <w:numPr>
           <w:ilvl w:val="0"/>
-          <w:numId w:val="1002"/>
+          <w:numId w:val="1001"/>
         </w:numPr>
       </w:pPr>
       <w:r>
@@ -3155,7 +3132,7 @@
         <w:pStyle w:val="Compact"/>
         <w:numPr>
           <w:ilvl w:val="0"/>
-          <w:numId w:val="1002"/>
+          <w:numId w:val="1001"/>
         </w:numPr>
       </w:pPr>
       <w:r>
@@ -3173,7 +3150,7 @@
         <w:pStyle w:val="Compact"/>
         <w:numPr>
           <w:ilvl w:val="0"/>
-          <w:numId w:val="1002"/>
+          <w:numId w:val="1001"/>
         </w:numPr>
       </w:pPr>
       <w:r>
@@ -3185,7 +3162,7 @@
         <w:pStyle w:val="Compact"/>
         <w:numPr>
           <w:ilvl w:val="0"/>
-          <w:numId w:val="1002"/>
+          <w:numId w:val="1001"/>
         </w:numPr>
       </w:pPr>
       <w:r>
@@ -3197,7 +3174,7 @@
         <w:pStyle w:val="Compact"/>
         <w:numPr>
           <w:ilvl w:val="0"/>
-          <w:numId w:val="1002"/>
+          <w:numId w:val="1001"/>
         </w:numPr>
       </w:pPr>
       <w:r>
@@ -3209,7 +3186,7 @@
         <w:pStyle w:val="Compact"/>
         <w:numPr>
           <w:ilvl w:val="0"/>
-          <w:numId w:val="1002"/>
+          <w:numId w:val="1001"/>
         </w:numPr>
       </w:pPr>
       <w:r>
@@ -6821,7 +6798,7 @@
         <w:pStyle w:val="Compact"/>
         <w:numPr>
           <w:ilvl w:val="0"/>
-          <w:numId w:val="1003"/>
+          <w:numId w:val="1002"/>
         </w:numPr>
       </w:pPr>
       <w:r>
@@ -6843,7 +6820,7 @@
         <w:pStyle w:val="Compact"/>
         <w:numPr>
           <w:ilvl w:val="0"/>
-          <w:numId w:val="1003"/>
+          <w:numId w:val="1002"/>
         </w:numPr>
       </w:pPr>
       <w:r>
@@ -6874,7 +6851,7 @@
         <w:pStyle w:val="Compact"/>
         <w:numPr>
           <w:ilvl w:val="0"/>
-          <w:numId w:val="1003"/>
+          <w:numId w:val="1002"/>
         </w:numPr>
       </w:pPr>
       <w:r>
@@ -9658,7 +9635,7 @@
         <w:pStyle w:val="Compact"/>
         <w:numPr>
           <w:ilvl w:val="0"/>
-          <w:numId w:val="1004"/>
+          <w:numId w:val="1003"/>
         </w:numPr>
       </w:pPr>
       <w:r>
@@ -9670,7 +9647,7 @@
         <w:pStyle w:val="Compact"/>
         <w:numPr>
           <w:ilvl w:val="0"/>
-          <w:numId w:val="1004"/>
+          <w:numId w:val="1003"/>
         </w:numPr>
       </w:pPr>
       <w:r>
@@ -9682,7 +9659,7 @@
         <w:pStyle w:val="Compact"/>
         <w:numPr>
           <w:ilvl w:val="0"/>
-          <w:numId w:val="1004"/>
+          <w:numId w:val="1003"/>
         </w:numPr>
       </w:pPr>
       <w:r>
@@ -9694,7 +9671,7 @@
         <w:pStyle w:val="Compact"/>
         <w:numPr>
           <w:ilvl w:val="0"/>
-          <w:numId w:val="1004"/>
+          <w:numId w:val="1003"/>
         </w:numPr>
       </w:pPr>
       <w:r>
@@ -9706,7 +9683,7 @@
         <w:pStyle w:val="Compact"/>
         <w:numPr>
           <w:ilvl w:val="0"/>
-          <w:numId w:val="1004"/>
+          <w:numId w:val="1003"/>
         </w:numPr>
       </w:pPr>
       <w:r>
@@ -11898,7 +11875,7 @@
         <w:pStyle w:val="Compact"/>
         <w:numPr>
           <w:ilvl w:val="0"/>
-          <w:numId w:val="1005"/>
+          <w:numId w:val="1004"/>
         </w:numPr>
       </w:pPr>
       <w:r>
@@ -11916,7 +11893,7 @@
         <w:pStyle w:val="Compact"/>
         <w:numPr>
           <w:ilvl w:val="0"/>
-          <w:numId w:val="1005"/>
+          <w:numId w:val="1004"/>
         </w:numPr>
       </w:pPr>
       <w:r>
@@ -11934,7 +11911,7 @@
         <w:pStyle w:val="Compact"/>
         <w:numPr>
           <w:ilvl w:val="0"/>
-          <w:numId w:val="1005"/>
+          <w:numId w:val="1004"/>
         </w:numPr>
       </w:pPr>
       <w:r>
@@ -11946,7 +11923,7 @@
         <w:pStyle w:val="Compact"/>
         <w:numPr>
           <w:ilvl w:val="0"/>
-          <w:numId w:val="1005"/>
+          <w:numId w:val="1004"/>
         </w:numPr>
       </w:pPr>
       <w:r>
@@ -12859,7 +12836,7 @@
         <w:pStyle w:val="Compact"/>
         <w:numPr>
           <w:ilvl w:val="0"/>
-          <w:numId w:val="1006"/>
+          <w:numId w:val="1005"/>
         </w:numPr>
       </w:pPr>
       <w:r>
@@ -12871,7 +12848,7 @@
         <w:pStyle w:val="Compact"/>
         <w:numPr>
           <w:ilvl w:val="0"/>
-          <w:numId w:val="1006"/>
+          <w:numId w:val="1005"/>
         </w:numPr>
       </w:pPr>
       <w:r>
@@ -12883,7 +12860,7 @@
         <w:pStyle w:val="Compact"/>
         <w:numPr>
           <w:ilvl w:val="0"/>
-          <w:numId w:val="1006"/>
+          <w:numId w:val="1005"/>
         </w:numPr>
       </w:pPr>
       <w:r>
@@ -12895,7 +12872,7 @@
         <w:pStyle w:val="Compact"/>
         <w:numPr>
           <w:ilvl w:val="0"/>
-          <w:numId w:val="1006"/>
+          <w:numId w:val="1005"/>
         </w:numPr>
       </w:pPr>
       <w:r>
@@ -12907,7 +12884,7 @@
         <w:pStyle w:val="Compact"/>
         <w:numPr>
           <w:ilvl w:val="0"/>
-          <w:numId w:val="1006"/>
+          <w:numId w:val="1005"/>
         </w:numPr>
       </w:pPr>
       <w:r>
@@ -12919,7 +12896,7 @@
         <w:pStyle w:val="Compact"/>
         <w:numPr>
           <w:ilvl w:val="0"/>
-          <w:numId w:val="1006"/>
+          <w:numId w:val="1005"/>
         </w:numPr>
       </w:pPr>
       <w:hyperlink w:anchor="Xf8794b0126bc78285fb10778097a0695650e57d">
@@ -15905,7 +15882,7 @@
         <w:pStyle w:val="Compact"/>
         <w:numPr>
           <w:ilvl w:val="0"/>
-          <w:numId w:val="1007"/>
+          <w:numId w:val="1006"/>
         </w:numPr>
       </w:pPr>
       <w:r>
@@ -15947,7 +15924,7 @@
         <w:pStyle w:val="Compact"/>
         <w:numPr>
           <w:ilvl w:val="0"/>
-          <w:numId w:val="1007"/>
+          <w:numId w:val="1006"/>
         </w:numPr>
       </w:pPr>
       <w:r>
@@ -15975,7 +15952,7 @@
         <w:pStyle w:val="Compact"/>
         <w:numPr>
           <w:ilvl w:val="0"/>
-          <w:numId w:val="1007"/>
+          <w:numId w:val="1006"/>
         </w:numPr>
       </w:pPr>
       <w:r>
@@ -16003,7 +15980,7 @@
         <w:pStyle w:val="Compact"/>
         <w:numPr>
           <w:ilvl w:val="0"/>
-          <w:numId w:val="1007"/>
+          <w:numId w:val="1006"/>
         </w:numPr>
       </w:pPr>
       <w:r>
@@ -16031,7 +16008,7 @@
         <w:pStyle w:val="Compact"/>
         <w:numPr>
           <w:ilvl w:val="0"/>
-          <w:numId w:val="1007"/>
+          <w:numId w:val="1006"/>
         </w:numPr>
       </w:pPr>
       <w:r>
@@ -16067,7 +16044,7 @@
         <w:pStyle w:val="Compact"/>
         <w:numPr>
           <w:ilvl w:val="0"/>
-          <w:numId w:val="1008"/>
+          <w:numId w:val="1007"/>
         </w:numPr>
       </w:pPr>
       <w:r>
@@ -16095,7 +16072,7 @@
         <w:pStyle w:val="Compact"/>
         <w:numPr>
           <w:ilvl w:val="0"/>
-          <w:numId w:val="1008"/>
+          <w:numId w:val="1007"/>
         </w:numPr>
       </w:pPr>
       <w:r>
@@ -16129,7 +16106,7 @@
         <w:pStyle w:val="Compact"/>
         <w:numPr>
           <w:ilvl w:val="0"/>
-          <w:numId w:val="1008"/>
+          <w:numId w:val="1007"/>
         </w:numPr>
       </w:pPr>
       <w:r>
@@ -16157,7 +16134,7 @@
         <w:pStyle w:val="Compact"/>
         <w:numPr>
           <w:ilvl w:val="0"/>
-          <w:numId w:val="1008"/>
+          <w:numId w:val="1007"/>
         </w:numPr>
       </w:pPr>
       <w:r>
@@ -16185,7 +16162,7 @@
         <w:pStyle w:val="Compact"/>
         <w:numPr>
           <w:ilvl w:val="0"/>
-          <w:numId w:val="1008"/>
+          <w:numId w:val="1007"/>
         </w:numPr>
       </w:pPr>
       <w:r>
@@ -16213,7 +16190,7 @@
         <w:pStyle w:val="Compact"/>
         <w:numPr>
           <w:ilvl w:val="0"/>
-          <w:numId w:val="1008"/>
+          <w:numId w:val="1007"/>
         </w:numPr>
       </w:pPr>
       <w:r>
@@ -16313,7 +16290,7 @@
         <w:pStyle w:val="Compact"/>
         <w:numPr>
           <w:ilvl w:val="0"/>
-          <w:numId w:val="1009"/>
+          <w:numId w:val="1008"/>
         </w:numPr>
       </w:pPr>
       <w:r>
@@ -16353,7 +16330,7 @@
         <w:pStyle w:val="Compact"/>
         <w:numPr>
           <w:ilvl w:val="0"/>
-          <w:numId w:val="1009"/>
+          <w:numId w:val="1008"/>
         </w:numPr>
       </w:pPr>
       <w:r>
@@ -16378,7 +16355,7 @@
         <w:pStyle w:val="Compact"/>
         <w:numPr>
           <w:ilvl w:val="0"/>
-          <w:numId w:val="1009"/>
+          <w:numId w:val="1008"/>
         </w:numPr>
       </w:pPr>
       <w:r>
@@ -16406,7 +16383,7 @@
         <w:pStyle w:val="Compact"/>
         <w:numPr>
           <w:ilvl w:val="0"/>
-          <w:numId w:val="1009"/>
+          <w:numId w:val="1008"/>
         </w:numPr>
       </w:pPr>
       <w:r>
@@ -17910,7 +17887,7 @@
         <w:pStyle w:val="Compact"/>
         <w:numPr>
           <w:ilvl w:val="0"/>
-          <w:numId w:val="1010"/>
+          <w:numId w:val="1009"/>
         </w:numPr>
       </w:pPr>
       <w:hyperlink r:id="rId20">
@@ -17939,7 +17916,7 @@
         <w:pStyle w:val="Compact"/>
         <w:numPr>
           <w:ilvl w:val="0"/>
-          <w:numId w:val="1010"/>
+          <w:numId w:val="1009"/>
         </w:numPr>
       </w:pPr>
       <w:hyperlink r:id="rId27">
@@ -17968,7 +17945,7 @@
         <w:pStyle w:val="Compact"/>
         <w:numPr>
           <w:ilvl w:val="0"/>
-          <w:numId w:val="1010"/>
+          <w:numId w:val="1009"/>
         </w:numPr>
       </w:pPr>
       <w:hyperlink r:id="rId69">
@@ -17997,7 +17974,7 @@
         <w:pStyle w:val="Compact"/>
         <w:numPr>
           <w:ilvl w:val="0"/>
-          <w:numId w:val="1010"/>
+          <w:numId w:val="1009"/>
         </w:numPr>
       </w:pPr>
       <w:hyperlink r:id="rId70">
@@ -18032,7 +18009,7 @@
         <w:pStyle w:val="Compact"/>
         <w:numPr>
           <w:ilvl w:val="0"/>
-          <w:numId w:val="1010"/>
+          <w:numId w:val="1009"/>
         </w:numPr>
       </w:pPr>
       <w:hyperlink r:id="rId55">
@@ -18061,7 +18038,7 @@
         <w:pStyle w:val="Compact"/>
         <w:numPr>
           <w:ilvl w:val="0"/>
-          <w:numId w:val="1010"/>
+          <w:numId w:val="1009"/>
         </w:numPr>
       </w:pPr>
       <w:hyperlink r:id="rId71">
@@ -18090,7 +18067,7 @@
         <w:pStyle w:val="Compact"/>
         <w:numPr>
           <w:ilvl w:val="0"/>
-          <w:numId w:val="1010"/>
+          <w:numId w:val="1009"/>
         </w:numPr>
       </w:pPr>
       <w:hyperlink r:id="rId72">
@@ -18421,9 +18398,6 @@
     <w:abstractNumId w:val="991"/>
   </w:num>
   <w:num w:numId="1002">
-    <w:abstractNumId w:val="991"/>
-  </w:num>
-  <w:num w:numId="1003">
     <w:abstractNumId w:val="99411"/>
     <w:lvlOverride w:ilvl="0">
       <w:startOverride w:val="1"/>
@@ -18453,10 +18427,10 @@
       <w:startOverride w:val="1"/>
     </w:lvlOverride>
   </w:num>
-  <w:num w:numId="1004">
+  <w:num w:numId="1003">
     <w:abstractNumId w:val="991"/>
   </w:num>
-  <w:num w:numId="1005">
+  <w:num w:numId="1004">
     <w:abstractNumId w:val="99411"/>
     <w:lvlOverride w:ilvl="0">
       <w:startOverride w:val="1"/>
@@ -18486,6 +18460,9 @@
       <w:startOverride w:val="1"/>
     </w:lvlOverride>
   </w:num>
+  <w:num w:numId="1005">
+    <w:abstractNumId w:val="991"/>
+  </w:num>
   <w:num w:numId="1006">
     <w:abstractNumId w:val="991"/>
   </w:num>
@@ -18496,9 +18473,6 @@
     <w:abstractNumId w:val="991"/>
   </w:num>
   <w:num w:numId="1009">
-    <w:abstractNumId w:val="991"/>
-  </w:num>
-  <w:num w:numId="1010">
     <w:abstractNumId w:val="991"/>
   </w:num>
 </w:numbering>

--- a/docs/standards/word/SECURE-DEVELOPMENT.docx
+++ b/docs/standards/word/SECURE-DEVELOPMENT.docx
@@ -3963,19 +3963,63 @@
         <w:pStyle w:val="BodyText"/>
       </w:pPr>
       <w:r>
-        <w:t xml:space="preserve">The set is typically blocking static analysis and dependency audit that cannot be waived, AI-run</w:t>
-      </w:r>
-      <w:r>
-        <w:t xml:space="preserve"> </w:t>
-      </w:r>
-      <w:r>
-        <w:t xml:space="preserve">review a human arbitrates, branch protection with required checks, and no direct pushes to the</w:t>
-      </w:r>
-      <w:r>
-        <w:t xml:space="preserve"> </w:t>
-      </w:r>
-      <w:r>
-        <w:t xml:space="preserve">trunk. List each only where it is actually in force.</w:t>
+        <w:t xml:space="preserve">The set is typically:</w:t>
+      </w:r>
+    </w:p>
+    <w:p>
+      <w:pPr>
+        <w:pStyle w:val="Compact"/>
+        <w:numPr>
+          <w:ilvl w:val="0"/>
+          <w:numId w:val="1002"/>
+        </w:numPr>
+      </w:pPr>
+      <w:r>
+        <w:t xml:space="preserve">blocking static analysis and dependency audit that cannot be waived</w:t>
+      </w:r>
+    </w:p>
+    <w:p>
+      <w:pPr>
+        <w:pStyle w:val="Compact"/>
+        <w:numPr>
+          <w:ilvl w:val="0"/>
+          <w:numId w:val="1002"/>
+        </w:numPr>
+      </w:pPr>
+      <w:r>
+        <w:t xml:space="preserve">AI-run review a human arbitrates</w:t>
+      </w:r>
+    </w:p>
+    <w:p>
+      <w:pPr>
+        <w:pStyle w:val="Compact"/>
+        <w:numPr>
+          <w:ilvl w:val="0"/>
+          <w:numId w:val="1002"/>
+        </w:numPr>
+      </w:pPr>
+      <w:r>
+        <w:t xml:space="preserve">branch protection with required checks</w:t>
+      </w:r>
+    </w:p>
+    <w:p>
+      <w:pPr>
+        <w:pStyle w:val="Compact"/>
+        <w:numPr>
+          <w:ilvl w:val="0"/>
+          <w:numId w:val="1002"/>
+        </w:numPr>
+      </w:pPr>
+      <w:r>
+        <w:t xml:space="preserve">no direct pushes to the trunk</w:t>
+      </w:r>
+    </w:p>
+    <w:p>
+      <w:pPr>
+        <w:pStyle w:val="FirstParagraph"/>
+      </w:pPr>
+      <w:r>
+        <w:t xml:space="preserve">List each only where it is actually in force.</w:t>
       </w:r>
     </w:p>
     <w:bookmarkEnd w:id="22"/>
@@ -6798,7 +6842,7 @@
         <w:pStyle w:val="Compact"/>
         <w:numPr>
           <w:ilvl w:val="0"/>
-          <w:numId w:val="1002"/>
+          <w:numId w:val="1003"/>
         </w:numPr>
       </w:pPr>
       <w:r>
@@ -6820,7 +6864,7 @@
         <w:pStyle w:val="Compact"/>
         <w:numPr>
           <w:ilvl w:val="0"/>
-          <w:numId w:val="1002"/>
+          <w:numId w:val="1003"/>
         </w:numPr>
       </w:pPr>
       <w:r>
@@ -6851,7 +6895,7 @@
         <w:pStyle w:val="Compact"/>
         <w:numPr>
           <w:ilvl w:val="0"/>
-          <w:numId w:val="1002"/>
+          <w:numId w:val="1003"/>
         </w:numPr>
       </w:pPr>
       <w:r>
@@ -9137,18 +9181,48 @@
         <w:t xml:space="preserve"> </w:t>
       </w:r>
       <w:r>
-        <w:t xml:space="preserve">that matters: there is no confidentiality to preserve, the tamper resistance gained is marginal, and</w:t>
-      </w:r>
-      <w:r>
-        <w:t xml:space="preserve"> </w:t>
-      </w:r>
-      <w:r>
-        <w:t xml:space="preserve">where a copyleft license requires corresponding source it creates friction with that obligation.</w:t>
-      </w:r>
-    </w:p>
-    <w:p>
-      <w:pPr>
-        <w:pStyle w:val="BodyText"/>
+        <w:t xml:space="preserve">that matters:</w:t>
+      </w:r>
+    </w:p>
+    <w:p>
+      <w:pPr>
+        <w:pStyle w:val="Compact"/>
+        <w:numPr>
+          <w:ilvl w:val="0"/>
+          <w:numId w:val="1004"/>
+        </w:numPr>
+      </w:pPr>
+      <w:r>
+        <w:t xml:space="preserve">there is no confidentiality to preserve</w:t>
+      </w:r>
+    </w:p>
+    <w:p>
+      <w:pPr>
+        <w:pStyle w:val="Compact"/>
+        <w:numPr>
+          <w:ilvl w:val="0"/>
+          <w:numId w:val="1004"/>
+        </w:numPr>
+      </w:pPr>
+      <w:r>
+        <w:t xml:space="preserve">the tamper resistance gained is marginal</w:t>
+      </w:r>
+    </w:p>
+    <w:p>
+      <w:pPr>
+        <w:pStyle w:val="Compact"/>
+        <w:numPr>
+          <w:ilvl w:val="0"/>
+          <w:numId w:val="1004"/>
+        </w:numPr>
+      </w:pPr>
+      <w:r>
+        <w:t xml:space="preserve">where a copyleft license requires corresponding source, it creates friction with that obligation</w:t>
+      </w:r>
+    </w:p>
+    <w:p>
+      <w:pPr>
+        <w:pStyle w:val="FirstParagraph"/>
       </w:pPr>
       <w:r>
         <w:t xml:space="preserve">The vendors concede the limit themselves. One obfuscation product's documentation states it is not</w:t>
@@ -9635,7 +9709,7 @@
         <w:pStyle w:val="Compact"/>
         <w:numPr>
           <w:ilvl w:val="0"/>
-          <w:numId w:val="1003"/>
+          <w:numId w:val="1005"/>
         </w:numPr>
       </w:pPr>
       <w:r>
@@ -9647,7 +9721,7 @@
         <w:pStyle w:val="Compact"/>
         <w:numPr>
           <w:ilvl w:val="0"/>
-          <w:numId w:val="1003"/>
+          <w:numId w:val="1005"/>
         </w:numPr>
       </w:pPr>
       <w:r>
@@ -9659,7 +9733,7 @@
         <w:pStyle w:val="Compact"/>
         <w:numPr>
           <w:ilvl w:val="0"/>
-          <w:numId w:val="1003"/>
+          <w:numId w:val="1005"/>
         </w:numPr>
       </w:pPr>
       <w:r>
@@ -9671,7 +9745,7 @@
         <w:pStyle w:val="Compact"/>
         <w:numPr>
           <w:ilvl w:val="0"/>
-          <w:numId w:val="1003"/>
+          <w:numId w:val="1005"/>
         </w:numPr>
       </w:pPr>
       <w:r>
@@ -9683,7 +9757,7 @@
         <w:pStyle w:val="Compact"/>
         <w:numPr>
           <w:ilvl w:val="0"/>
-          <w:numId w:val="1003"/>
+          <w:numId w:val="1005"/>
         </w:numPr>
       </w:pPr>
       <w:r>
@@ -11652,13 +11726,43 @@
         <w:t xml:space="preserve"> </w:t>
       </w:r>
       <w:r>
-        <w:t xml:space="preserve">see: a suppression added, a job flipped from blocking to advisory, and a deviation whose ending</w:t>
-      </w:r>
-      <w:r>
-        <w:t xml:space="preserve"> </w:t>
-      </w:r>
-      <w:r>
-        <w:t xml:space="preserve">trigger fired while its compensating control quietly became permanent.</w:t>
+        <w:t xml:space="preserve">see:</w:t>
+      </w:r>
+    </w:p>
+    <w:p>
+      <w:pPr>
+        <w:pStyle w:val="Compact"/>
+        <w:numPr>
+          <w:ilvl w:val="0"/>
+          <w:numId w:val="1006"/>
+        </w:numPr>
+      </w:pPr>
+      <w:r>
+        <w:t xml:space="preserve">a suppression added</w:t>
+      </w:r>
+    </w:p>
+    <w:p>
+      <w:pPr>
+        <w:pStyle w:val="Compact"/>
+        <w:numPr>
+          <w:ilvl w:val="0"/>
+          <w:numId w:val="1006"/>
+        </w:numPr>
+      </w:pPr>
+      <w:r>
+        <w:t xml:space="preserve">a job flipped from blocking to advisory</w:t>
+      </w:r>
+    </w:p>
+    <w:p>
+      <w:pPr>
+        <w:pStyle w:val="Compact"/>
+        <w:numPr>
+          <w:ilvl w:val="0"/>
+          <w:numId w:val="1006"/>
+        </w:numPr>
+      </w:pPr>
+      <w:r>
+        <w:t xml:space="preserve">a deviation whose ending trigger fired while its compensating control quietly became permanent</w:t>
       </w:r>
     </w:p>
     <w:tbl>
@@ -11875,7 +11979,7 @@
         <w:pStyle w:val="Compact"/>
         <w:numPr>
           <w:ilvl w:val="0"/>
-          <w:numId w:val="1004"/>
+          <w:numId w:val="1007"/>
         </w:numPr>
       </w:pPr>
       <w:r>
@@ -11893,7 +11997,7 @@
         <w:pStyle w:val="Compact"/>
         <w:numPr>
           <w:ilvl w:val="0"/>
-          <w:numId w:val="1004"/>
+          <w:numId w:val="1007"/>
         </w:numPr>
       </w:pPr>
       <w:r>
@@ -11911,7 +12015,7 @@
         <w:pStyle w:val="Compact"/>
         <w:numPr>
           <w:ilvl w:val="0"/>
-          <w:numId w:val="1004"/>
+          <w:numId w:val="1007"/>
         </w:numPr>
       </w:pPr>
       <w:r>
@@ -11923,7 +12027,7 @@
         <w:pStyle w:val="Compact"/>
         <w:numPr>
           <w:ilvl w:val="0"/>
-          <w:numId w:val="1004"/>
+          <w:numId w:val="1007"/>
         </w:numPr>
       </w:pPr>
       <w:r>
@@ -12587,16 +12691,31 @@
         </w:r>
       </w:hyperlink>
       <w:r>
-        <w:t xml:space="preserve"> </w:t>
-      </w:r>
-      <w:r>
-        <w:t xml:space="preserve">-- verdict</w:t>
-      </w:r>
-      <w:r>
-        <w:t xml:space="preserve"> </w:t>
-      </w:r>
-      <w:r>
-        <w:t xml:space="preserve">vocabulary, why</w:t>
+        <w:t xml:space="preserve">. It carries:</w:t>
+      </w:r>
+    </w:p>
+    <w:p>
+      <w:pPr>
+        <w:pStyle w:val="Compact"/>
+        <w:numPr>
+          <w:ilvl w:val="0"/>
+          <w:numId w:val="1008"/>
+        </w:numPr>
+      </w:pPr>
+      <w:r>
+        <w:t xml:space="preserve">verdict vocabulary</w:t>
+      </w:r>
+    </w:p>
+    <w:p>
+      <w:pPr>
+        <w:pStyle w:val="Compact"/>
+        <w:numPr>
+          <w:ilvl w:val="0"/>
+          <w:numId w:val="1008"/>
+        </w:numPr>
+      </w:pPr>
+      <w:r>
+        <w:t xml:space="preserve">why</w:t>
       </w:r>
       <w:r>
         <w:t xml:space="preserve"> </w:t>
@@ -12611,13 +12730,51 @@
         <w:t xml:space="preserve"> </w:t>
       </w:r>
       <w:r>
-        <w:t xml:space="preserve">must never read as a pass, evidence anchors a machine can re-check,</w:t>
-      </w:r>
-      <w:r>
-        <w:t xml:space="preserve"> </w:t>
-      </w:r>
-      <w:r>
-        <w:t xml:space="preserve">corpus pinning, and how to read a movement in a score. Do not build a second procedure beside it.</w:t>
+        <w:t xml:space="preserve">must never read as a pass</w:t>
+      </w:r>
+    </w:p>
+    <w:p>
+      <w:pPr>
+        <w:pStyle w:val="Compact"/>
+        <w:numPr>
+          <w:ilvl w:val="0"/>
+          <w:numId w:val="1008"/>
+        </w:numPr>
+      </w:pPr>
+      <w:r>
+        <w:t xml:space="preserve">evidence anchors a machine can re-check</w:t>
+      </w:r>
+    </w:p>
+    <w:p>
+      <w:pPr>
+        <w:pStyle w:val="Compact"/>
+        <w:numPr>
+          <w:ilvl w:val="0"/>
+          <w:numId w:val="1008"/>
+        </w:numPr>
+      </w:pPr>
+      <w:r>
+        <w:t xml:space="preserve">corpus pinning</w:t>
+      </w:r>
+    </w:p>
+    <w:p>
+      <w:pPr>
+        <w:pStyle w:val="Compact"/>
+        <w:numPr>
+          <w:ilvl w:val="0"/>
+          <w:numId w:val="1008"/>
+        </w:numPr>
+      </w:pPr>
+      <w:r>
+        <w:t xml:space="preserve">how to read a movement in a score</w:t>
+      </w:r>
+    </w:p>
+    <w:p>
+      <w:pPr>
+        <w:pStyle w:val="FirstParagraph"/>
+      </w:pPr>
+      <w:r>
+        <w:t xml:space="preserve">Do not build a second procedure beside it.</w:t>
       </w:r>
     </w:p>
     <w:p>
@@ -12836,7 +12993,7 @@
         <w:pStyle w:val="Compact"/>
         <w:numPr>
           <w:ilvl w:val="0"/>
-          <w:numId w:val="1005"/>
+          <w:numId w:val="1009"/>
         </w:numPr>
       </w:pPr>
       <w:r>
@@ -12848,7 +13005,7 @@
         <w:pStyle w:val="Compact"/>
         <w:numPr>
           <w:ilvl w:val="0"/>
-          <w:numId w:val="1005"/>
+          <w:numId w:val="1009"/>
         </w:numPr>
       </w:pPr>
       <w:r>
@@ -12860,7 +13017,7 @@
         <w:pStyle w:val="Compact"/>
         <w:numPr>
           <w:ilvl w:val="0"/>
-          <w:numId w:val="1005"/>
+          <w:numId w:val="1009"/>
         </w:numPr>
       </w:pPr>
       <w:r>
@@ -12872,7 +13029,7 @@
         <w:pStyle w:val="Compact"/>
         <w:numPr>
           <w:ilvl w:val="0"/>
-          <w:numId w:val="1005"/>
+          <w:numId w:val="1009"/>
         </w:numPr>
       </w:pPr>
       <w:r>
@@ -12884,7 +13041,7 @@
         <w:pStyle w:val="Compact"/>
         <w:numPr>
           <w:ilvl w:val="0"/>
-          <w:numId w:val="1005"/>
+          <w:numId w:val="1009"/>
         </w:numPr>
       </w:pPr>
       <w:r>
@@ -12896,7 +13053,7 @@
         <w:pStyle w:val="Compact"/>
         <w:numPr>
           <w:ilvl w:val="0"/>
-          <w:numId w:val="1005"/>
+          <w:numId w:val="1009"/>
         </w:numPr>
       </w:pPr>
       <w:hyperlink w:anchor="Xf8794b0126bc78285fb10778097a0695650e57d">
@@ -15882,7 +16039,7 @@
         <w:pStyle w:val="Compact"/>
         <w:numPr>
           <w:ilvl w:val="0"/>
-          <w:numId w:val="1006"/>
+          <w:numId w:val="1010"/>
         </w:numPr>
       </w:pPr>
       <w:r>
@@ -15924,7 +16081,7 @@
         <w:pStyle w:val="Compact"/>
         <w:numPr>
           <w:ilvl w:val="0"/>
-          <w:numId w:val="1006"/>
+          <w:numId w:val="1010"/>
         </w:numPr>
       </w:pPr>
       <w:r>
@@ -15952,7 +16109,7 @@
         <w:pStyle w:val="Compact"/>
         <w:numPr>
           <w:ilvl w:val="0"/>
-          <w:numId w:val="1006"/>
+          <w:numId w:val="1010"/>
         </w:numPr>
       </w:pPr>
       <w:r>
@@ -15980,7 +16137,7 @@
         <w:pStyle w:val="Compact"/>
         <w:numPr>
           <w:ilvl w:val="0"/>
-          <w:numId w:val="1006"/>
+          <w:numId w:val="1010"/>
         </w:numPr>
       </w:pPr>
       <w:r>
@@ -16008,7 +16165,7 @@
         <w:pStyle w:val="Compact"/>
         <w:numPr>
           <w:ilvl w:val="0"/>
-          <w:numId w:val="1006"/>
+          <w:numId w:val="1010"/>
         </w:numPr>
       </w:pPr>
       <w:r>
@@ -16044,7 +16201,7 @@
         <w:pStyle w:val="Compact"/>
         <w:numPr>
           <w:ilvl w:val="0"/>
-          <w:numId w:val="1007"/>
+          <w:numId w:val="1011"/>
         </w:numPr>
       </w:pPr>
       <w:r>
@@ -16072,7 +16229,7 @@
         <w:pStyle w:val="Compact"/>
         <w:numPr>
           <w:ilvl w:val="0"/>
-          <w:numId w:val="1007"/>
+          <w:numId w:val="1011"/>
         </w:numPr>
       </w:pPr>
       <w:r>
@@ -16106,7 +16263,7 @@
         <w:pStyle w:val="Compact"/>
         <w:numPr>
           <w:ilvl w:val="0"/>
-          <w:numId w:val="1007"/>
+          <w:numId w:val="1011"/>
         </w:numPr>
       </w:pPr>
       <w:r>
@@ -16134,7 +16291,7 @@
         <w:pStyle w:val="Compact"/>
         <w:numPr>
           <w:ilvl w:val="0"/>
-          <w:numId w:val="1007"/>
+          <w:numId w:val="1011"/>
         </w:numPr>
       </w:pPr>
       <w:r>
@@ -16162,7 +16319,7 @@
         <w:pStyle w:val="Compact"/>
         <w:numPr>
           <w:ilvl w:val="0"/>
-          <w:numId w:val="1007"/>
+          <w:numId w:val="1011"/>
         </w:numPr>
       </w:pPr>
       <w:r>
@@ -16190,7 +16347,7 @@
         <w:pStyle w:val="Compact"/>
         <w:numPr>
           <w:ilvl w:val="0"/>
-          <w:numId w:val="1007"/>
+          <w:numId w:val="1011"/>
         </w:numPr>
       </w:pPr>
       <w:r>
@@ -16290,7 +16447,7 @@
         <w:pStyle w:val="Compact"/>
         <w:numPr>
           <w:ilvl w:val="0"/>
-          <w:numId w:val="1008"/>
+          <w:numId w:val="1012"/>
         </w:numPr>
       </w:pPr>
       <w:r>
@@ -16330,7 +16487,7 @@
         <w:pStyle w:val="Compact"/>
         <w:numPr>
           <w:ilvl w:val="0"/>
-          <w:numId w:val="1008"/>
+          <w:numId w:val="1012"/>
         </w:numPr>
       </w:pPr>
       <w:r>
@@ -16355,7 +16512,7 @@
         <w:pStyle w:val="Compact"/>
         <w:numPr>
           <w:ilvl w:val="0"/>
-          <w:numId w:val="1008"/>
+          <w:numId w:val="1012"/>
         </w:numPr>
       </w:pPr>
       <w:r>
@@ -16383,7 +16540,7 @@
         <w:pStyle w:val="Compact"/>
         <w:numPr>
           <w:ilvl w:val="0"/>
-          <w:numId w:val="1008"/>
+          <w:numId w:val="1012"/>
         </w:numPr>
       </w:pPr>
       <w:r>
@@ -17887,7 +18044,7 @@
         <w:pStyle w:val="Compact"/>
         <w:numPr>
           <w:ilvl w:val="0"/>
-          <w:numId w:val="1009"/>
+          <w:numId w:val="1013"/>
         </w:numPr>
       </w:pPr>
       <w:hyperlink r:id="rId20">
@@ -17916,7 +18073,7 @@
         <w:pStyle w:val="Compact"/>
         <w:numPr>
           <w:ilvl w:val="0"/>
-          <w:numId w:val="1009"/>
+          <w:numId w:val="1013"/>
         </w:numPr>
       </w:pPr>
       <w:hyperlink r:id="rId27">
@@ -17945,7 +18102,7 @@
         <w:pStyle w:val="Compact"/>
         <w:numPr>
           <w:ilvl w:val="0"/>
-          <w:numId w:val="1009"/>
+          <w:numId w:val="1013"/>
         </w:numPr>
       </w:pPr>
       <w:hyperlink r:id="rId69">
@@ -17974,7 +18131,7 @@
         <w:pStyle w:val="Compact"/>
         <w:numPr>
           <w:ilvl w:val="0"/>
-          <w:numId w:val="1009"/>
+          <w:numId w:val="1013"/>
         </w:numPr>
       </w:pPr>
       <w:hyperlink r:id="rId70">
@@ -18009,7 +18166,7 @@
         <w:pStyle w:val="Compact"/>
         <w:numPr>
           <w:ilvl w:val="0"/>
-          <w:numId w:val="1009"/>
+          <w:numId w:val="1013"/>
         </w:numPr>
       </w:pPr>
       <w:hyperlink r:id="rId55">
@@ -18038,7 +18195,7 @@
         <w:pStyle w:val="Compact"/>
         <w:numPr>
           <w:ilvl w:val="0"/>
-          <w:numId w:val="1009"/>
+          <w:numId w:val="1013"/>
         </w:numPr>
       </w:pPr>
       <w:hyperlink r:id="rId71">
@@ -18067,7 +18224,7 @@
         <w:pStyle w:val="Compact"/>
         <w:numPr>
           <w:ilvl w:val="0"/>
-          <w:numId w:val="1009"/>
+          <w:numId w:val="1013"/>
         </w:numPr>
       </w:pPr>
       <w:hyperlink r:id="rId72">
@@ -18398,6 +18555,9 @@
     <w:abstractNumId w:val="991"/>
   </w:num>
   <w:num w:numId="1002">
+    <w:abstractNumId w:val="991"/>
+  </w:num>
+  <w:num w:numId="1003">
     <w:abstractNumId w:val="99411"/>
     <w:lvlOverride w:ilvl="0">
       <w:startOverride w:val="1"/>
@@ -18427,10 +18587,16 @@
       <w:startOverride w:val="1"/>
     </w:lvlOverride>
   </w:num>
-  <w:num w:numId="1003">
+  <w:num w:numId="1004">
     <w:abstractNumId w:val="991"/>
   </w:num>
-  <w:num w:numId="1004">
+  <w:num w:numId="1005">
+    <w:abstractNumId w:val="991"/>
+  </w:num>
+  <w:num w:numId="1006">
+    <w:abstractNumId w:val="991"/>
+  </w:num>
+  <w:num w:numId="1007">
     <w:abstractNumId w:val="99411"/>
     <w:lvlOverride w:ilvl="0">
       <w:startOverride w:val="1"/>
@@ -18460,19 +18626,22 @@
       <w:startOverride w:val="1"/>
     </w:lvlOverride>
   </w:num>
-  <w:num w:numId="1005">
-    <w:abstractNumId w:val="991"/>
-  </w:num>
-  <w:num w:numId="1006">
-    <w:abstractNumId w:val="991"/>
-  </w:num>
-  <w:num w:numId="1007">
-    <w:abstractNumId w:val="991"/>
-  </w:num>
   <w:num w:numId="1008">
     <w:abstractNumId w:val="991"/>
   </w:num>
   <w:num w:numId="1009">
+    <w:abstractNumId w:val="991"/>
+  </w:num>
+  <w:num w:numId="1010">
+    <w:abstractNumId w:val="991"/>
+  </w:num>
+  <w:num w:numId="1011">
+    <w:abstractNumId w:val="991"/>
+  </w:num>
+  <w:num w:numId="1012">
+    <w:abstractNumId w:val="991"/>
+  </w:num>
+  <w:num w:numId="1013">
     <w:abstractNumId w:val="991"/>
   </w:num>
 </w:numbering>

--- a/docs/standards/word/SECURE-DEVELOPMENT.docx
+++ b/docs/standards/word/SECURE-DEVELOPMENT.docx
@@ -2224,25 +2224,69 @@
         <w:pStyle w:val="BodyText"/>
       </w:pPr>
       <w:r>
-        <w:t xml:space="preserve">Classes that recur: credentials and key material; data restricted under a regime the adopting</w:t>
-      </w:r>
-      <w:r>
-        <w:t xml:space="preserve"> </w:t>
-      </w:r>
-      <w:r>
-        <w:t xml:space="preserve">organization operates under; operational telemetry identifying a person or a site; and the</w:t>
-      </w:r>
-      <w:r>
-        <w:t xml:space="preserve"> </w:t>
-      </w:r>
-      <w:r>
-        <w:t xml:space="preserve">published artifact, which is public by construction and belongs in the table so that is written</w:t>
-      </w:r>
-      <w:r>
-        <w:t xml:space="preserve"> </w:t>
-      </w:r>
-      <w:r>
-        <w:t xml:space="preserve">down rather than assumed.</w:t>
+        <w:t xml:space="preserve">Classes that recur:</w:t>
+      </w:r>
+    </w:p>
+    <w:p>
+      <w:pPr>
+        <w:pStyle w:val="Compact"/>
+        <w:numPr>
+          <w:ilvl w:val="0"/>
+          <w:numId w:val="1001"/>
+        </w:numPr>
+      </w:pPr>
+      <w:r>
+        <w:t xml:space="preserve">credentials and key material</w:t>
+      </w:r>
+    </w:p>
+    <w:p>
+      <w:pPr>
+        <w:pStyle w:val="Compact"/>
+        <w:numPr>
+          <w:ilvl w:val="0"/>
+          <w:numId w:val="1001"/>
+        </w:numPr>
+      </w:pPr>
+      <w:r>
+        <w:t xml:space="preserve">data restricted under a regime the adopting organization operates under</w:t>
+      </w:r>
+    </w:p>
+    <w:p>
+      <w:pPr>
+        <w:pStyle w:val="Compact"/>
+        <w:numPr>
+          <w:ilvl w:val="0"/>
+          <w:numId w:val="1001"/>
+        </w:numPr>
+      </w:pPr>
+      <w:r>
+        <w:t xml:space="preserve">operational telemetry identifying a person or a site</w:t>
+      </w:r>
+    </w:p>
+    <w:p>
+      <w:pPr>
+        <w:pStyle w:val="Compact"/>
+        <w:numPr>
+          <w:ilvl w:val="0"/>
+          <w:numId w:val="1001"/>
+        </w:numPr>
+      </w:pPr>
+      <w:r>
+        <w:t xml:space="preserve">the published artifact</w:t>
+      </w:r>
+    </w:p>
+    <w:p>
+      <w:pPr>
+        <w:pStyle w:val="FirstParagraph"/>
+      </w:pPr>
+      <w:r>
+        <w:t xml:space="preserve">The artifact belongs in the table precisely because it is public by construction. Writing that down</w:t>
+      </w:r>
+      <w:r>
+        <w:t xml:space="preserve"> </w:t>
+      </w:r>
+      <w:r>
+        <w:t xml:space="preserve">is what stops it being assumed.</w:t>
       </w:r>
     </w:p>
     <w:p>
@@ -3102,7 +3146,7 @@
         <w:pStyle w:val="Compact"/>
         <w:numPr>
           <w:ilvl w:val="0"/>
-          <w:numId w:val="1001"/>
+          <w:numId w:val="1002"/>
         </w:numPr>
       </w:pPr>
       <w:r>
@@ -3120,7 +3164,7 @@
         <w:pStyle w:val="Compact"/>
         <w:numPr>
           <w:ilvl w:val="0"/>
-          <w:numId w:val="1001"/>
+          <w:numId w:val="1002"/>
         </w:numPr>
       </w:pPr>
       <w:r>
@@ -3132,7 +3176,7 @@
         <w:pStyle w:val="Compact"/>
         <w:numPr>
           <w:ilvl w:val="0"/>
-          <w:numId w:val="1001"/>
+          <w:numId w:val="1002"/>
         </w:numPr>
       </w:pPr>
       <w:r>
@@ -3150,7 +3194,7 @@
         <w:pStyle w:val="Compact"/>
         <w:numPr>
           <w:ilvl w:val="0"/>
-          <w:numId w:val="1001"/>
+          <w:numId w:val="1002"/>
         </w:numPr>
       </w:pPr>
       <w:r>
@@ -3162,7 +3206,7 @@
         <w:pStyle w:val="Compact"/>
         <w:numPr>
           <w:ilvl w:val="0"/>
-          <w:numId w:val="1001"/>
+          <w:numId w:val="1002"/>
         </w:numPr>
       </w:pPr>
       <w:r>
@@ -3174,7 +3218,7 @@
         <w:pStyle w:val="Compact"/>
         <w:numPr>
           <w:ilvl w:val="0"/>
-          <w:numId w:val="1001"/>
+          <w:numId w:val="1002"/>
         </w:numPr>
       </w:pPr>
       <w:r>
@@ -3186,7 +3230,7 @@
         <w:pStyle w:val="Compact"/>
         <w:numPr>
           <w:ilvl w:val="0"/>
-          <w:numId w:val="1001"/>
+          <w:numId w:val="1002"/>
         </w:numPr>
       </w:pPr>
       <w:r>
@@ -3971,7 +4015,7 @@
         <w:pStyle w:val="Compact"/>
         <w:numPr>
           <w:ilvl w:val="0"/>
-          <w:numId w:val="1002"/>
+          <w:numId w:val="1003"/>
         </w:numPr>
       </w:pPr>
       <w:r>
@@ -3983,7 +4027,7 @@
         <w:pStyle w:val="Compact"/>
         <w:numPr>
           <w:ilvl w:val="0"/>
-          <w:numId w:val="1002"/>
+          <w:numId w:val="1003"/>
         </w:numPr>
       </w:pPr>
       <w:r>
@@ -3995,7 +4039,7 @@
         <w:pStyle w:val="Compact"/>
         <w:numPr>
           <w:ilvl w:val="0"/>
-          <w:numId w:val="1002"/>
+          <w:numId w:val="1003"/>
         </w:numPr>
       </w:pPr>
       <w:r>
@@ -4007,7 +4051,7 @@
         <w:pStyle w:val="Compact"/>
         <w:numPr>
           <w:ilvl w:val="0"/>
-          <w:numId w:val="1002"/>
+          <w:numId w:val="1003"/>
         </w:numPr>
       </w:pPr>
       <w:r>
@@ -6842,7 +6886,7 @@
         <w:pStyle w:val="Compact"/>
         <w:numPr>
           <w:ilvl w:val="0"/>
-          <w:numId w:val="1003"/>
+          <w:numId w:val="1004"/>
         </w:numPr>
       </w:pPr>
       <w:r>
@@ -6864,7 +6908,7 @@
         <w:pStyle w:val="Compact"/>
         <w:numPr>
           <w:ilvl w:val="0"/>
-          <w:numId w:val="1003"/>
+          <w:numId w:val="1004"/>
         </w:numPr>
       </w:pPr>
       <w:r>
@@ -6895,7 +6939,7 @@
         <w:pStyle w:val="Compact"/>
         <w:numPr>
           <w:ilvl w:val="0"/>
-          <w:numId w:val="1003"/>
+          <w:numId w:val="1004"/>
         </w:numPr>
       </w:pPr>
       <w:r>
@@ -8963,25 +9007,87 @@
         <w:t xml:space="preserve"> </w:t>
       </w:r>
       <w:r>
-        <w:t xml:space="preserve">SD-10.15 matters because the archive, the build inputs, the inventories, the attestations, the</w:t>
-      </w:r>
-      <w:r>
-        <w:t xml:space="preserve"> </w:t>
-      </w:r>
-      <w:r>
-        <w:t xml:space="preserve">publishing identity configuration and the deviations register typically live in one account at one</w:t>
-      </w:r>
-      <w:r>
-        <w:t xml:space="preserve"> </w:t>
-      </w:r>
-      <w:r>
-        <w:t xml:space="preserve">provider -- so an account suspension takes all of it in a single event, at which point every claim</w:t>
-      </w:r>
-      <w:r>
-        <w:t xml:space="preserve"> </w:t>
-      </w:r>
-      <w:r>
-        <w:t xml:space="preserve">in</w:t>
+        <w:t xml:space="preserve">SD-10.15 matters because six things typically live in one account at one provider:</w:t>
+      </w:r>
+    </w:p>
+    <w:p>
+      <w:pPr>
+        <w:pStyle w:val="Compact"/>
+        <w:numPr>
+          <w:ilvl w:val="0"/>
+          <w:numId w:val="1005"/>
+        </w:numPr>
+      </w:pPr>
+      <w:r>
+        <w:t xml:space="preserve">the archive</w:t>
+      </w:r>
+    </w:p>
+    <w:p>
+      <w:pPr>
+        <w:pStyle w:val="Compact"/>
+        <w:numPr>
+          <w:ilvl w:val="0"/>
+          <w:numId w:val="1005"/>
+        </w:numPr>
+      </w:pPr>
+      <w:r>
+        <w:t xml:space="preserve">the build inputs</w:t>
+      </w:r>
+    </w:p>
+    <w:p>
+      <w:pPr>
+        <w:pStyle w:val="Compact"/>
+        <w:numPr>
+          <w:ilvl w:val="0"/>
+          <w:numId w:val="1005"/>
+        </w:numPr>
+      </w:pPr>
+      <w:r>
+        <w:t xml:space="preserve">the inventories</w:t>
+      </w:r>
+    </w:p>
+    <w:p>
+      <w:pPr>
+        <w:pStyle w:val="Compact"/>
+        <w:numPr>
+          <w:ilvl w:val="0"/>
+          <w:numId w:val="1005"/>
+        </w:numPr>
+      </w:pPr>
+      <w:r>
+        <w:t xml:space="preserve">the attestations</w:t>
+      </w:r>
+    </w:p>
+    <w:p>
+      <w:pPr>
+        <w:pStyle w:val="Compact"/>
+        <w:numPr>
+          <w:ilvl w:val="0"/>
+          <w:numId w:val="1005"/>
+        </w:numPr>
+      </w:pPr>
+      <w:r>
+        <w:t xml:space="preserve">the publishing identity configuration</w:t>
+      </w:r>
+    </w:p>
+    <w:p>
+      <w:pPr>
+        <w:pStyle w:val="Compact"/>
+        <w:numPr>
+          <w:ilvl w:val="0"/>
+          <w:numId w:val="1005"/>
+        </w:numPr>
+      </w:pPr>
+      <w:r>
+        <w:t xml:space="preserve">the deviations register</w:t>
+      </w:r>
+    </w:p>
+    <w:p>
+      <w:pPr>
+        <w:pStyle w:val="FirstParagraph"/>
+      </w:pPr>
+      <w:r>
+        <w:t xml:space="preserve">An account suspension takes all of it in a single event. Every claim in</w:t>
       </w:r>
       <w:r>
         <w:t xml:space="preserve"> </w:t>
@@ -8998,13 +9104,13 @@
         <w:t xml:space="preserve"> </w:t>
       </w:r>
       <w:r>
-        <w:t xml:space="preserve">becomes unevidenced simultaneously. A copy nobody has</w:t>
-      </w:r>
-      <w:r>
-        <w:t xml:space="preserve"> </w:t>
-      </w:r>
-      <w:r>
-        <w:t xml:space="preserve">restored from is a claim rather than a backup.</w:t>
+        <w:t xml:space="preserve">becomes unevidenced at once, and a copy nobody has restored</w:t>
+      </w:r>
+      <w:r>
+        <w:t xml:space="preserve"> </w:t>
+      </w:r>
+      <w:r>
+        <w:t xml:space="preserve">from is a claim rather than a backup.</w:t>
       </w:r>
     </w:p>
     <w:p>
@@ -9189,7 +9295,7 @@
         <w:pStyle w:val="Compact"/>
         <w:numPr>
           <w:ilvl w:val="0"/>
-          <w:numId w:val="1004"/>
+          <w:numId w:val="1006"/>
         </w:numPr>
       </w:pPr>
       <w:r>
@@ -9201,7 +9307,7 @@
         <w:pStyle w:val="Compact"/>
         <w:numPr>
           <w:ilvl w:val="0"/>
-          <w:numId w:val="1004"/>
+          <w:numId w:val="1006"/>
         </w:numPr>
       </w:pPr>
       <w:r>
@@ -9213,7 +9319,7 @@
         <w:pStyle w:val="Compact"/>
         <w:numPr>
           <w:ilvl w:val="0"/>
-          <w:numId w:val="1004"/>
+          <w:numId w:val="1006"/>
         </w:numPr>
       </w:pPr>
       <w:r>
@@ -9709,7 +9815,7 @@
         <w:pStyle w:val="Compact"/>
         <w:numPr>
           <w:ilvl w:val="0"/>
-          <w:numId w:val="1005"/>
+          <w:numId w:val="1007"/>
         </w:numPr>
       </w:pPr>
       <w:r>
@@ -9721,7 +9827,7 @@
         <w:pStyle w:val="Compact"/>
         <w:numPr>
           <w:ilvl w:val="0"/>
-          <w:numId w:val="1005"/>
+          <w:numId w:val="1007"/>
         </w:numPr>
       </w:pPr>
       <w:r>
@@ -9733,7 +9839,7 @@
         <w:pStyle w:val="Compact"/>
         <w:numPr>
           <w:ilvl w:val="0"/>
-          <w:numId w:val="1005"/>
+          <w:numId w:val="1007"/>
         </w:numPr>
       </w:pPr>
       <w:r>
@@ -9745,7 +9851,7 @@
         <w:pStyle w:val="Compact"/>
         <w:numPr>
           <w:ilvl w:val="0"/>
-          <w:numId w:val="1005"/>
+          <w:numId w:val="1007"/>
         </w:numPr>
       </w:pPr>
       <w:r>
@@ -9757,7 +9863,7 @@
         <w:pStyle w:val="Compact"/>
         <w:numPr>
           <w:ilvl w:val="0"/>
-          <w:numId w:val="1005"/>
+          <w:numId w:val="1007"/>
         </w:numPr>
       </w:pPr>
       <w:r>
@@ -10207,13 +10313,13 @@
         <w:t xml:space="preserve"> </w:t>
       </w:r>
       <w:r>
-        <w:t xml:space="preserve">real reporter does. On SD-12.2, the two obvious clock starts give very different numbers: measuring</w:t>
-      </w:r>
-      <w:r>
-        <w:t xml:space="preserve"> </w:t>
-      </w:r>
-      <w:r>
-        <w:t xml:space="preserve">from your own triage is right for your own defects, and measuring from the point an upstream fixed</w:t>
+        <w:t xml:space="preserve">real reporter does. On SD-12.2, the two obvious clock starts give very different numbers. Measuring</w:t>
+      </w:r>
+      <w:r>
+        <w:t xml:space="preserve"> </w:t>
+      </w:r>
+      <w:r>
+        <w:t xml:space="preserve">from your own triage is right for your own defects. Measuring from the point an upstream fixed</w:t>
       </w:r>
       <w:r>
         <w:t xml:space="preserve"> </w:t>
@@ -11734,7 +11840,7 @@
         <w:pStyle w:val="Compact"/>
         <w:numPr>
           <w:ilvl w:val="0"/>
-          <w:numId w:val="1006"/>
+          <w:numId w:val="1008"/>
         </w:numPr>
       </w:pPr>
       <w:r>
@@ -11746,7 +11852,7 @@
         <w:pStyle w:val="Compact"/>
         <w:numPr>
           <w:ilvl w:val="0"/>
-          <w:numId w:val="1006"/>
+          <w:numId w:val="1008"/>
         </w:numPr>
       </w:pPr>
       <w:r>
@@ -11758,7 +11864,7 @@
         <w:pStyle w:val="Compact"/>
         <w:numPr>
           <w:ilvl w:val="0"/>
-          <w:numId w:val="1006"/>
+          <w:numId w:val="1008"/>
         </w:numPr>
       </w:pPr>
       <w:r>
@@ -11979,7 +12085,7 @@
         <w:pStyle w:val="Compact"/>
         <w:numPr>
           <w:ilvl w:val="0"/>
-          <w:numId w:val="1007"/>
+          <w:numId w:val="1009"/>
         </w:numPr>
       </w:pPr>
       <w:r>
@@ -11997,7 +12103,7 @@
         <w:pStyle w:val="Compact"/>
         <w:numPr>
           <w:ilvl w:val="0"/>
-          <w:numId w:val="1007"/>
+          <w:numId w:val="1009"/>
         </w:numPr>
       </w:pPr>
       <w:r>
@@ -12015,7 +12121,7 @@
         <w:pStyle w:val="Compact"/>
         <w:numPr>
           <w:ilvl w:val="0"/>
-          <w:numId w:val="1007"/>
+          <w:numId w:val="1009"/>
         </w:numPr>
       </w:pPr>
       <w:r>
@@ -12027,7 +12133,7 @@
         <w:pStyle w:val="Compact"/>
         <w:numPr>
           <w:ilvl w:val="0"/>
-          <w:numId w:val="1007"/>
+          <w:numId w:val="1009"/>
         </w:numPr>
       </w:pPr>
       <w:r>
@@ -12599,36 +12705,108 @@
         <w:pStyle w:val="BodyText"/>
       </w:pPr>
       <w:r>
-        <w:t xml:space="preserve">The rules of engagement template that survives: the objective and what is explicitly out of scope;</w:t>
-      </w:r>
-      <w:r>
-        <w:t xml:space="preserve"> </w:t>
-      </w:r>
-      <w:r>
-        <w:t xml:space="preserve">the environment and authorized test site; the artifacts you hand over up front, including threat</w:t>
-      </w:r>
-      <w:r>
-        <w:t xml:space="preserve"> </w:t>
-      </w:r>
-      <w:r>
-        <w:t xml:space="preserve">models and the deviations register; named contacts on both sides including incident response;</w:t>
-      </w:r>
-      <w:r>
-        <w:t xml:space="preserve"> </w:t>
-      </w:r>
-      <w:r>
-        <w:t xml:space="preserve">permitted testing hours; risks and agreed mitigations; what data the tester may encounter and how it</w:t>
-      </w:r>
-      <w:r>
-        <w:t xml:space="preserve"> </w:t>
-      </w:r>
-      <w:r>
-        <w:t xml:space="preserve">must be handled and destroyed; and how findings are delivered and disclosed.</w:t>
-      </w:r>
-    </w:p>
-    <w:p>
-      <w:pPr>
-        <w:pStyle w:val="BodyText"/>
+        <w:t xml:space="preserve">The rules of engagement template that survives:</w:t>
+      </w:r>
+    </w:p>
+    <w:p>
+      <w:pPr>
+        <w:pStyle w:val="Compact"/>
+        <w:numPr>
+          <w:ilvl w:val="0"/>
+          <w:numId w:val="1010"/>
+        </w:numPr>
+      </w:pPr>
+      <w:r>
+        <w:t xml:space="preserve">the objective, and what is explicitly out of scope</w:t>
+      </w:r>
+    </w:p>
+    <w:p>
+      <w:pPr>
+        <w:pStyle w:val="Compact"/>
+        <w:numPr>
+          <w:ilvl w:val="0"/>
+          <w:numId w:val="1010"/>
+        </w:numPr>
+      </w:pPr>
+      <w:r>
+        <w:t xml:space="preserve">the environment and authorized test site</w:t>
+      </w:r>
+    </w:p>
+    <w:p>
+      <w:pPr>
+        <w:pStyle w:val="Compact"/>
+        <w:numPr>
+          <w:ilvl w:val="0"/>
+          <w:numId w:val="1010"/>
+        </w:numPr>
+      </w:pPr>
+      <w:r>
+        <w:t xml:space="preserve">the artifacts you hand over up front, including threat models and the deviations register</w:t>
+      </w:r>
+    </w:p>
+    <w:p>
+      <w:pPr>
+        <w:pStyle w:val="Compact"/>
+        <w:numPr>
+          <w:ilvl w:val="0"/>
+          <w:numId w:val="1010"/>
+        </w:numPr>
+      </w:pPr>
+      <w:r>
+        <w:t xml:space="preserve">named contacts on both sides, including incident response</w:t>
+      </w:r>
+    </w:p>
+    <w:p>
+      <w:pPr>
+        <w:pStyle w:val="Compact"/>
+        <w:numPr>
+          <w:ilvl w:val="0"/>
+          <w:numId w:val="1010"/>
+        </w:numPr>
+      </w:pPr>
+      <w:r>
+        <w:t xml:space="preserve">permitted testing hours</w:t>
+      </w:r>
+    </w:p>
+    <w:p>
+      <w:pPr>
+        <w:pStyle w:val="Compact"/>
+        <w:numPr>
+          <w:ilvl w:val="0"/>
+          <w:numId w:val="1010"/>
+        </w:numPr>
+      </w:pPr>
+      <w:r>
+        <w:t xml:space="preserve">risks and agreed mitigations</w:t>
+      </w:r>
+    </w:p>
+    <w:p>
+      <w:pPr>
+        <w:pStyle w:val="Compact"/>
+        <w:numPr>
+          <w:ilvl w:val="0"/>
+          <w:numId w:val="1010"/>
+        </w:numPr>
+      </w:pPr>
+      <w:r>
+        <w:t xml:space="preserve">what data the tester may encounter, and how it must be handled and destroyed</w:t>
+      </w:r>
+    </w:p>
+    <w:p>
+      <w:pPr>
+        <w:pStyle w:val="Compact"/>
+        <w:numPr>
+          <w:ilvl w:val="0"/>
+          <w:numId w:val="1010"/>
+        </w:numPr>
+      </w:pPr>
+      <w:r>
+        <w:t xml:space="preserve">how findings are delivered and disclosed</w:t>
+      </w:r>
+    </w:p>
+    <w:p>
+      <w:pPr>
+        <w:pStyle w:val="FirstParagraph"/>
       </w:pPr>
       <w:r>
         <w:t xml:space="preserve">The data-handling clause is the one teams skip and the hardest to repair afterwards.</w:t>
@@ -12699,7 +12877,7 @@
         <w:pStyle w:val="Compact"/>
         <w:numPr>
           <w:ilvl w:val="0"/>
-          <w:numId w:val="1008"/>
+          <w:numId w:val="1011"/>
         </w:numPr>
       </w:pPr>
       <w:r>
@@ -12711,7 +12889,7 @@
         <w:pStyle w:val="Compact"/>
         <w:numPr>
           <w:ilvl w:val="0"/>
-          <w:numId w:val="1008"/>
+          <w:numId w:val="1011"/>
         </w:numPr>
       </w:pPr>
       <w:r>
@@ -12738,7 +12916,7 @@
         <w:pStyle w:val="Compact"/>
         <w:numPr>
           <w:ilvl w:val="0"/>
-          <w:numId w:val="1008"/>
+          <w:numId w:val="1011"/>
         </w:numPr>
       </w:pPr>
       <w:r>
@@ -12750,7 +12928,7 @@
         <w:pStyle w:val="Compact"/>
         <w:numPr>
           <w:ilvl w:val="0"/>
-          <w:numId w:val="1008"/>
+          <w:numId w:val="1011"/>
         </w:numPr>
       </w:pPr>
       <w:r>
@@ -12762,7 +12940,7 @@
         <w:pStyle w:val="Compact"/>
         <w:numPr>
           <w:ilvl w:val="0"/>
-          <w:numId w:val="1008"/>
+          <w:numId w:val="1011"/>
         </w:numPr>
       </w:pPr>
       <w:r>
@@ -12993,7 +13171,7 @@
         <w:pStyle w:val="Compact"/>
         <w:numPr>
           <w:ilvl w:val="0"/>
-          <w:numId w:val="1009"/>
+          <w:numId w:val="1012"/>
         </w:numPr>
       </w:pPr>
       <w:r>
@@ -13005,7 +13183,7 @@
         <w:pStyle w:val="Compact"/>
         <w:numPr>
           <w:ilvl w:val="0"/>
-          <w:numId w:val="1009"/>
+          <w:numId w:val="1012"/>
         </w:numPr>
       </w:pPr>
       <w:r>
@@ -13017,7 +13195,7 @@
         <w:pStyle w:val="Compact"/>
         <w:numPr>
           <w:ilvl w:val="0"/>
-          <w:numId w:val="1009"/>
+          <w:numId w:val="1012"/>
         </w:numPr>
       </w:pPr>
       <w:r>
@@ -13029,7 +13207,7 @@
         <w:pStyle w:val="Compact"/>
         <w:numPr>
           <w:ilvl w:val="0"/>
-          <w:numId w:val="1009"/>
+          <w:numId w:val="1012"/>
         </w:numPr>
       </w:pPr>
       <w:r>
@@ -13041,7 +13219,7 @@
         <w:pStyle w:val="Compact"/>
         <w:numPr>
           <w:ilvl w:val="0"/>
-          <w:numId w:val="1009"/>
+          <w:numId w:val="1012"/>
         </w:numPr>
       </w:pPr>
       <w:r>
@@ -13053,7 +13231,7 @@
         <w:pStyle w:val="Compact"/>
         <w:numPr>
           <w:ilvl w:val="0"/>
-          <w:numId w:val="1009"/>
+          <w:numId w:val="1012"/>
         </w:numPr>
       </w:pPr>
       <w:hyperlink w:anchor="Xf8794b0126bc78285fb10778097a0695650e57d">
@@ -16039,7 +16217,7 @@
         <w:pStyle w:val="Compact"/>
         <w:numPr>
           <w:ilvl w:val="0"/>
-          <w:numId w:val="1010"/>
+          <w:numId w:val="1013"/>
         </w:numPr>
       </w:pPr>
       <w:r>
@@ -16081,7 +16259,7 @@
         <w:pStyle w:val="Compact"/>
         <w:numPr>
           <w:ilvl w:val="0"/>
-          <w:numId w:val="1010"/>
+          <w:numId w:val="1013"/>
         </w:numPr>
       </w:pPr>
       <w:r>
@@ -16109,7 +16287,7 @@
         <w:pStyle w:val="Compact"/>
         <w:numPr>
           <w:ilvl w:val="0"/>
-          <w:numId w:val="1010"/>
+          <w:numId w:val="1013"/>
         </w:numPr>
       </w:pPr>
       <w:r>
@@ -16137,7 +16315,7 @@
         <w:pStyle w:val="Compact"/>
         <w:numPr>
           <w:ilvl w:val="0"/>
-          <w:numId w:val="1010"/>
+          <w:numId w:val="1013"/>
         </w:numPr>
       </w:pPr>
       <w:r>
@@ -16165,7 +16343,7 @@
         <w:pStyle w:val="Compact"/>
         <w:numPr>
           <w:ilvl w:val="0"/>
-          <w:numId w:val="1010"/>
+          <w:numId w:val="1013"/>
         </w:numPr>
       </w:pPr>
       <w:r>
@@ -16201,7 +16379,7 @@
         <w:pStyle w:val="Compact"/>
         <w:numPr>
           <w:ilvl w:val="0"/>
-          <w:numId w:val="1011"/>
+          <w:numId w:val="1014"/>
         </w:numPr>
       </w:pPr>
       <w:r>
@@ -16229,7 +16407,7 @@
         <w:pStyle w:val="Compact"/>
         <w:numPr>
           <w:ilvl w:val="0"/>
-          <w:numId w:val="1011"/>
+          <w:numId w:val="1014"/>
         </w:numPr>
       </w:pPr>
       <w:r>
@@ -16263,7 +16441,7 @@
         <w:pStyle w:val="Compact"/>
         <w:numPr>
           <w:ilvl w:val="0"/>
-          <w:numId w:val="1011"/>
+          <w:numId w:val="1014"/>
         </w:numPr>
       </w:pPr>
       <w:r>
@@ -16291,7 +16469,7 @@
         <w:pStyle w:val="Compact"/>
         <w:numPr>
           <w:ilvl w:val="0"/>
-          <w:numId w:val="1011"/>
+          <w:numId w:val="1014"/>
         </w:numPr>
       </w:pPr>
       <w:r>
@@ -16319,7 +16497,7 @@
         <w:pStyle w:val="Compact"/>
         <w:numPr>
           <w:ilvl w:val="0"/>
-          <w:numId w:val="1011"/>
+          <w:numId w:val="1014"/>
         </w:numPr>
       </w:pPr>
       <w:r>
@@ -16347,7 +16525,7 @@
         <w:pStyle w:val="Compact"/>
         <w:numPr>
           <w:ilvl w:val="0"/>
-          <w:numId w:val="1011"/>
+          <w:numId w:val="1014"/>
         </w:numPr>
       </w:pPr>
       <w:r>
@@ -16447,7 +16625,7 @@
         <w:pStyle w:val="Compact"/>
         <w:numPr>
           <w:ilvl w:val="0"/>
-          <w:numId w:val="1012"/>
+          <w:numId w:val="1015"/>
         </w:numPr>
       </w:pPr>
       <w:r>
@@ -16487,7 +16665,7 @@
         <w:pStyle w:val="Compact"/>
         <w:numPr>
           <w:ilvl w:val="0"/>
-          <w:numId w:val="1012"/>
+          <w:numId w:val="1015"/>
         </w:numPr>
       </w:pPr>
       <w:r>
@@ -16512,7 +16690,7 @@
         <w:pStyle w:val="Compact"/>
         <w:numPr>
           <w:ilvl w:val="0"/>
-          <w:numId w:val="1012"/>
+          <w:numId w:val="1015"/>
         </w:numPr>
       </w:pPr>
       <w:r>
@@ -16540,7 +16718,7 @@
         <w:pStyle w:val="Compact"/>
         <w:numPr>
           <w:ilvl w:val="0"/>
-          <w:numId w:val="1012"/>
+          <w:numId w:val="1015"/>
         </w:numPr>
       </w:pPr>
       <w:r>
@@ -18044,7 +18222,7 @@
         <w:pStyle w:val="Compact"/>
         <w:numPr>
           <w:ilvl w:val="0"/>
-          <w:numId w:val="1013"/>
+          <w:numId w:val="1016"/>
         </w:numPr>
       </w:pPr>
       <w:hyperlink r:id="rId20">
@@ -18073,7 +18251,7 @@
         <w:pStyle w:val="Compact"/>
         <w:numPr>
           <w:ilvl w:val="0"/>
-          <w:numId w:val="1013"/>
+          <w:numId w:val="1016"/>
         </w:numPr>
       </w:pPr>
       <w:hyperlink r:id="rId27">
@@ -18102,7 +18280,7 @@
         <w:pStyle w:val="Compact"/>
         <w:numPr>
           <w:ilvl w:val="0"/>
-          <w:numId w:val="1013"/>
+          <w:numId w:val="1016"/>
         </w:numPr>
       </w:pPr>
       <w:hyperlink r:id="rId69">
@@ -18131,7 +18309,7 @@
         <w:pStyle w:val="Compact"/>
         <w:numPr>
           <w:ilvl w:val="0"/>
-          <w:numId w:val="1013"/>
+          <w:numId w:val="1016"/>
         </w:numPr>
       </w:pPr>
       <w:hyperlink r:id="rId70">
@@ -18166,7 +18344,7 @@
         <w:pStyle w:val="Compact"/>
         <w:numPr>
           <w:ilvl w:val="0"/>
-          <w:numId w:val="1013"/>
+          <w:numId w:val="1016"/>
         </w:numPr>
       </w:pPr>
       <w:hyperlink r:id="rId55">
@@ -18195,7 +18373,7 @@
         <w:pStyle w:val="Compact"/>
         <w:numPr>
           <w:ilvl w:val="0"/>
-          <w:numId w:val="1013"/>
+          <w:numId w:val="1016"/>
         </w:numPr>
       </w:pPr>
       <w:hyperlink r:id="rId71">
@@ -18224,7 +18402,7 @@
         <w:pStyle w:val="Compact"/>
         <w:numPr>
           <w:ilvl w:val="0"/>
-          <w:numId w:val="1013"/>
+          <w:numId w:val="1016"/>
         </w:numPr>
       </w:pPr>
       <w:hyperlink r:id="rId72">
@@ -18558,6 +18736,9 @@
     <w:abstractNumId w:val="991"/>
   </w:num>
   <w:num w:numId="1003">
+    <w:abstractNumId w:val="991"/>
+  </w:num>
+  <w:num w:numId="1004">
     <w:abstractNumId w:val="99411"/>
     <w:lvlOverride w:ilvl="0">
       <w:startOverride w:val="1"/>
@@ -18587,9 +18768,6 @@
       <w:startOverride w:val="1"/>
     </w:lvlOverride>
   </w:num>
-  <w:num w:numId="1004">
-    <w:abstractNumId w:val="991"/>
-  </w:num>
   <w:num w:numId="1005">
     <w:abstractNumId w:val="991"/>
   </w:num>
@@ -18597,6 +18775,12 @@
     <w:abstractNumId w:val="991"/>
   </w:num>
   <w:num w:numId="1007">
+    <w:abstractNumId w:val="991"/>
+  </w:num>
+  <w:num w:numId="1008">
+    <w:abstractNumId w:val="991"/>
+  </w:num>
+  <w:num w:numId="1009">
     <w:abstractNumId w:val="99411"/>
     <w:lvlOverride w:ilvl="0">
       <w:startOverride w:val="1"/>
@@ -18626,12 +18810,6 @@
       <w:startOverride w:val="1"/>
     </w:lvlOverride>
   </w:num>
-  <w:num w:numId="1008">
-    <w:abstractNumId w:val="991"/>
-  </w:num>
-  <w:num w:numId="1009">
-    <w:abstractNumId w:val="991"/>
-  </w:num>
   <w:num w:numId="1010">
     <w:abstractNumId w:val="991"/>
   </w:num>
@@ -18642,6 +18820,15 @@
     <w:abstractNumId w:val="991"/>
   </w:num>
   <w:num w:numId="1013">
+    <w:abstractNumId w:val="991"/>
+  </w:num>
+  <w:num w:numId="1014">
+    <w:abstractNumId w:val="991"/>
+  </w:num>
+  <w:num w:numId="1015">
+    <w:abstractNumId w:val="991"/>
+  </w:num>
+  <w:num w:numId="1016">
     <w:abstractNumId w:val="991"/>
   </w:num>
 </w:numbering>

--- a/docs/standards/word/SECURE-DEVELOPMENT.docx
+++ b/docs/standards/word/SECURE-DEVELOPMENT.docx
@@ -5097,13 +5097,13 @@
       </w:r>
     </w:p>
     <w:bookmarkEnd w:id="29"/>
-    <w:bookmarkStart w:id="30" w:name="X8e84579fd545af19ab8cb79c93491972da372eb"/>
+    <w:bookmarkStart w:id="30" w:name="X657225bdb0723ebaf9bf40f7d0f53d202c84431"/>
     <w:p>
       <w:pPr>
         <w:pStyle w:val="Heading3"/>
       </w:pPr>
       <w:r>
-        <w:t xml:space="preserve">Three additions specific to a security posture</w:t>
+        <w:t xml:space="preserve">Four additions specific to a security posture</w:t>
       </w:r>
     </w:p>
     <w:tbl>

--- a/docs/standards/word/SECURE-DEVELOPMENT.docx
+++ b/docs/standards/word/SECURE-DEVELOPMENT.docx
@@ -179,19 +179,19 @@
           <w:b/>
           <w:bCs/>
         </w:rPr>
-        <w:t xml:space="preserve">What it costs you.</w:t>
-      </w:r>
-      <w:r>
-        <w:t xml:space="preserve"> </w:t>
-      </w:r>
-      <w:r>
-        <w:t xml:space="preserve">Calendar time, controls you must not claim because you do not own them, and</w:t>
-      </w:r>
-      <w:r>
-        <w:t xml:space="preserve"> </w:t>
-      </w:r>
-      <w:r>
-        <w:t xml:space="preserve">two gaps no internal pipeline closes: third-party source review and</w:t>
+        <w:t xml:space="preserve">Cost/Benefit.</w:t>
+      </w:r>
+      <w:r>
+        <w:t xml:space="preserve"> </w:t>
+      </w:r>
+      <w:r>
+        <w:t xml:space="preserve">Calendar time, controls you must not claim because you do not own them, and two</w:t>
+      </w:r>
+      <w:r>
+        <w:t xml:space="preserve"> </w:t>
+      </w:r>
+      <w:r>
+        <w:t xml:space="preserve">gaps no internal pipeline closes: third-party source review and</w:t>
       </w:r>
       <w:r>
         <w:t xml:space="preserve"> </w:t>
@@ -205,7 +205,19 @@
         </w:r>
       </w:hyperlink>
       <w:r>
-        <w:t xml:space="preserve">. No code ships with this.</w:t>
+        <w:t xml:space="preserve">. No code ships with this. What ships</w:t>
+      </w:r>
+      <w:r>
+        <w:t xml:space="preserve"> </w:t>
+      </w:r>
+      <w:r>
+        <w:t xml:space="preserve">is a release an adopter can verify without contacting you, and claims that point at a named rule</w:t>
+      </w:r>
+      <w:r>
+        <w:t xml:space="preserve"> </w:t>
+      </w:r>
+      <w:r>
+        <w:t xml:space="preserve">identifier rather than at a publication.</w:t>
       </w:r>
     </w:p>
     <w:p>

--- a/docs/standards/word/SECURE-DEVELOPMENT.docx
+++ b/docs/standards/word/SECURE-DEVELOPMENT.docx
@@ -179,19 +179,49 @@
           <w:b/>
           <w:bCs/>
         </w:rPr>
-        <w:t xml:space="preserve">Cost/Benefit.</w:t>
-      </w:r>
-      <w:r>
-        <w:t xml:space="preserve"> </w:t>
-      </w:r>
-      <w:r>
-        <w:t xml:space="preserve">Calendar time, controls you must not claim because you do not own them, and two</w:t>
-      </w:r>
-      <w:r>
-        <w:t xml:space="preserve"> </w:t>
-      </w:r>
-      <w:r>
-        <w:t xml:space="preserve">gaps no internal pipeline closes: third-party source review and</w:t>
+        <w:t xml:space="preserve">Benefits.</w:t>
+      </w:r>
+      <w:r>
+        <w:t xml:space="preserve"> </w:t>
+      </w:r>
+      <w:r>
+        <w:t xml:space="preserve">A release an adopter can verify without contacting you, and claims that point at a</w:t>
+      </w:r>
+      <w:r>
+        <w:t xml:space="preserve"> </w:t>
+      </w:r>
+      <w:r>
+        <w:t xml:space="preserve">named rule identifier rather than at a publication. Both are checkable by somebody who trusts</w:t>
+      </w:r>
+      <w:r>
+        <w:t xml:space="preserve"> </w:t>
+      </w:r>
+      <w:r>
+        <w:t xml:space="preserve">nothing you say about your own process.</w:t>
+      </w:r>
+    </w:p>
+    <w:p>
+      <w:pPr>
+        <w:pStyle w:val="BodyText"/>
+      </w:pPr>
+      <w:r>
+        <w:rPr>
+          <w:b/>
+          <w:bCs/>
+        </w:rPr>
+        <w:t xml:space="preserve">Costs.</w:t>
+      </w:r>
+      <w:r>
+        <w:t xml:space="preserve"> </w:t>
+      </w:r>
+      <w:r>
+        <w:t xml:space="preserve">Calendar time, controls you must not claim because you do not own them, and two gaps no</w:t>
+      </w:r>
+      <w:r>
+        <w:t xml:space="preserve"> </w:t>
+      </w:r>
+      <w:r>
+        <w:t xml:space="preserve">internal pipeline closes: third-party source review and</w:t>
       </w:r>
       <w:r>
         <w:t xml:space="preserve"> </w:t>
@@ -205,19 +235,13 @@
         </w:r>
       </w:hyperlink>
       <w:r>
-        <w:t xml:space="preserve">. No code ships with this. What ships</w:t>
-      </w:r>
-      <w:r>
-        <w:t xml:space="preserve"> </w:t>
-      </w:r>
-      <w:r>
-        <w:t xml:space="preserve">is a release an adopter can verify without contacting you, and claims that point at a named rule</w:t>
-      </w:r>
-      <w:r>
-        <w:t xml:space="preserve"> </w:t>
-      </w:r>
-      <w:r>
-        <w:t xml:space="preserve">identifier rather than at a publication.</w:t>
+        <w:t xml:space="preserve">. Each gap stays open under a dated</w:t>
+      </w:r>
+      <w:r>
+        <w:t xml:space="preserve"> </w:t>
+      </w:r>
+      <w:r>
+        <w:t xml:space="preserve">signed acceptance carrying the order of magnitude it would cost. No code ships with this.</w:t>
       </w:r>
     </w:p>
     <w:p>

--- a/docs/standards/word/SECURE-DEVELOPMENT.docx
+++ b/docs/standards/word/SECURE-DEVELOPMENT.docx
@@ -179,19 +179,49 @@
           <w:b/>
           <w:bCs/>
         </w:rPr>
-        <w:t xml:space="preserve">What it costs you.</w:t>
-      </w:r>
-      <w:r>
-        <w:t xml:space="preserve"> </w:t>
-      </w:r>
-      <w:r>
-        <w:t xml:space="preserve">Calendar time, controls you must not claim because you do not own them, and</w:t>
-      </w:r>
-      <w:r>
-        <w:t xml:space="preserve"> </w:t>
-      </w:r>
-      <w:r>
-        <w:t xml:space="preserve">two gaps no internal pipeline closes: third-party source review and</w:t>
+        <w:t xml:space="preserve">Benefits.</w:t>
+      </w:r>
+      <w:r>
+        <w:t xml:space="preserve"> </w:t>
+      </w:r>
+      <w:r>
+        <w:t xml:space="preserve">A release an adopter can verify without contacting you, and claims that point at a</w:t>
+      </w:r>
+      <w:r>
+        <w:t xml:space="preserve"> </w:t>
+      </w:r>
+      <w:r>
+        <w:t xml:space="preserve">named rule identifier rather than at a publication. Both are checkable by somebody who trusts</w:t>
+      </w:r>
+      <w:r>
+        <w:t xml:space="preserve"> </w:t>
+      </w:r>
+      <w:r>
+        <w:t xml:space="preserve">nothing you say about your own process.</w:t>
+      </w:r>
+    </w:p>
+    <w:p>
+      <w:pPr>
+        <w:pStyle w:val="BodyText"/>
+      </w:pPr>
+      <w:r>
+        <w:rPr>
+          <w:b/>
+          <w:bCs/>
+        </w:rPr>
+        <w:t xml:space="preserve">Costs.</w:t>
+      </w:r>
+      <w:r>
+        <w:t xml:space="preserve"> </w:t>
+      </w:r>
+      <w:r>
+        <w:t xml:space="preserve">Calendar time, controls you must not claim because you do not own them, and two gaps no</w:t>
+      </w:r>
+      <w:r>
+        <w:t xml:space="preserve"> </w:t>
+      </w:r>
+      <w:r>
+        <w:t xml:space="preserve">internal pipeline closes: third-party source review and</w:t>
       </w:r>
       <w:r>
         <w:t xml:space="preserve"> </w:t>
@@ -205,7 +235,13 @@
         </w:r>
       </w:hyperlink>
       <w:r>
-        <w:t xml:space="preserve">. No code ships with this.</w:t>
+        <w:t xml:space="preserve">. Each gap stays open under a dated</w:t>
+      </w:r>
+      <w:r>
+        <w:t xml:space="preserve"> </w:t>
+      </w:r>
+      <w:r>
+        <w:t xml:space="preserve">signed acceptance carrying the order of magnitude it would cost. No code ships with this.</w:t>
       </w:r>
     </w:p>
     <w:p>
